--- a/backend/secure-files/portfolios-docx/NMX-14-MINSAL-UDD.docx
+++ b/backend/secure-files/portfolios-docx/NMX-14-MINSAL-UDD.docx
@@ -1048,6 +1048,62 @@
         <w:t>NMX-14-MINSAL/UDD (versión 3.1, 'fuentes resueltas') es la variante documental y modular de la evaluación pediátrica: 31 hojas donde la interfaz clínica (Ingreso, Interpretación, Gráfico, Informe) se apoya en una extensa capa oculta de tablas oficiales, reglas y módulos por situación especial —prematuridad, perímetro cefálico, síndrome de Down, parálisis cerebral, edad biológica— con trazabilidad OMS/MINSAL prioritaria y el Manual UDD como fuente secundaria de contraste. Cita la NT MINSAL N.º 218 (2.ª ed. 2021, Res. Ex. N.º 55). Es la pieza de gobernanza documental de la Fase 6.</w:t>
       </w:r>
     </w:p>
+    <w:p>
+      <w:pPr>
+        <w:keepNext/>
+        <w:spacing w:before="120" w:after="20"/>
+        <w:jc w:val="center"/>
+      </w:pPr>
+      <w:r>
+        <w:drawing>
+          <wp:inline xmlns:a="http://schemas.openxmlformats.org/drawingml/2006/main" xmlns:pic="http://schemas.openxmlformats.org/drawingml/2006/picture">
+            <wp:extent cx="5580000" cy="4311818"/>
+            <wp:docPr id="1" name="Picture 1"/>
+            <wp:cNvGraphicFramePr>
+              <a:graphicFrameLocks noChangeAspect="1"/>
+            </wp:cNvGraphicFramePr>
+            <a:graphic>
+              <a:graphicData uri="http://schemas.openxmlformats.org/drawingml/2006/picture">
+                <pic:pic>
+                  <pic:nvPicPr>
+                    <pic:cNvPr id="0" name="NMX-14_01_INICIO_01.png"/>
+                    <pic:cNvPicPr/>
+                  </pic:nvPicPr>
+                  <pic:blipFill>
+                    <a:blip r:embed="rId10"/>
+                    <a:stretch>
+                      <a:fillRect/>
+                    </a:stretch>
+                  </pic:blipFill>
+                  <pic:spPr>
+                    <a:xfrm>
+                      <a:off x="0" y="0"/>
+                      <a:ext cx="5580000" cy="4311818"/>
+                    </a:xfrm>
+                    <a:prstGeom prst="rect"/>
+                  </pic:spPr>
+                </pic:pic>
+              </a:graphicData>
+            </a:graphic>
+          </wp:inline>
+        </w:drawing>
+      </w:r>
+    </w:p>
+    <w:p>
+      <w:pPr>
+        <w:spacing w:before="0" w:after="160"/>
+        <w:jc w:val="center"/>
+      </w:pPr>
+      <w:r>
+        <w:rPr>
+          <w:rFonts w:ascii="Calibri" w:hAnsi="Calibri"/>
+          <w:b/>
+          <w:color w:val="45565E"/>
+          <w:sz w:val="17"/>
+        </w:rPr>
+        <w:t>Figura 1. Vista inicial (hoja INICIO).</w:t>
+      </w:r>
+    </w:p>
     <w:tbl>
       <w:tblPr>
         <w:tblW w:type="auto" w:w="0"/>
@@ -2086,6 +2142,62 @@
           <w:sz w:val="19"/>
         </w:rPr>
         <w:t>Situación especial (prematuridad, Down, PC) cuando aplique</w:t>
+      </w:r>
+    </w:p>
+    <w:p>
+      <w:pPr>
+        <w:keepNext/>
+        <w:spacing w:before="120" w:after="20"/>
+        <w:jc w:val="center"/>
+      </w:pPr>
+      <w:r>
+        <w:drawing>
+          <wp:inline xmlns:a="http://schemas.openxmlformats.org/drawingml/2006/main" xmlns:pic="http://schemas.openxmlformats.org/drawingml/2006/picture">
+            <wp:extent cx="5580000" cy="4311818"/>
+            <wp:docPr id="2" name="Picture 2"/>
+            <wp:cNvGraphicFramePr>
+              <a:graphicFrameLocks noChangeAspect="1"/>
+            </wp:cNvGraphicFramePr>
+            <a:graphic>
+              <a:graphicData uri="http://schemas.openxmlformats.org/drawingml/2006/picture">
+                <pic:pic>
+                  <pic:nvPicPr>
+                    <pic:cNvPr id="0" name="NMX-14_03_ENTRADA_01.png"/>
+                    <pic:cNvPicPr/>
+                  </pic:nvPicPr>
+                  <pic:blipFill>
+                    <a:blip r:embed="rId11"/>
+                    <a:stretch>
+                      <a:fillRect/>
+                    </a:stretch>
+                  </pic:blipFill>
+                  <pic:spPr>
+                    <a:xfrm>
+                      <a:off x="0" y="0"/>
+                      <a:ext cx="5580000" cy="4311818"/>
+                    </a:xfrm>
+                    <a:prstGeom prst="rect"/>
+                  </pic:spPr>
+                </pic:pic>
+              </a:graphicData>
+            </a:graphic>
+          </wp:inline>
+        </w:drawing>
+      </w:r>
+    </w:p>
+    <w:p>
+      <w:pPr>
+        <w:spacing w:before="0" w:after="160"/>
+        <w:jc w:val="center"/>
+      </w:pPr>
+      <w:r>
+        <w:rPr>
+          <w:rFonts w:ascii="Calibri" w:hAnsi="Calibri"/>
+          <w:b/>
+          <w:color w:val="45565E"/>
+          <w:sz w:val="17"/>
+        </w:rPr>
+        <w:t>Figura 2. Pantalla de ingreso de datos.</w:t>
       </w:r>
     </w:p>
     <w:tbl>
@@ -3137,6 +3249,62 @@
         </w:tc>
       </w:tr>
     </w:tbl>
+    <w:p>
+      <w:pPr>
+        <w:keepNext/>
+        <w:spacing w:before="120" w:after="20"/>
+        <w:jc w:val="center"/>
+      </w:pPr>
+      <w:r>
+        <w:drawing>
+          <wp:inline xmlns:a="http://schemas.openxmlformats.org/drawingml/2006/main" xmlns:pic="http://schemas.openxmlformats.org/drawingml/2006/picture">
+            <wp:extent cx="5580000" cy="4311818"/>
+            <wp:docPr id="3" name="Picture 3"/>
+            <wp:cNvGraphicFramePr>
+              <a:graphicFrameLocks noChangeAspect="1"/>
+            </wp:cNvGraphicFramePr>
+            <a:graphic>
+              <a:graphicData uri="http://schemas.openxmlformats.org/drawingml/2006/picture">
+                <pic:pic>
+                  <pic:nvPicPr>
+                    <pic:cNvPr id="0" name="NMX-14_06_INFORME.png"/>
+                    <pic:cNvPicPr/>
+                  </pic:nvPicPr>
+                  <pic:blipFill>
+                    <a:blip r:embed="rId12"/>
+                    <a:stretch>
+                      <a:fillRect/>
+                    </a:stretch>
+                  </pic:blipFill>
+                  <pic:spPr>
+                    <a:xfrm>
+                      <a:off x="0" y="0"/>
+                      <a:ext cx="5580000" cy="4311818"/>
+                    </a:xfrm>
+                    <a:prstGeom prst="rect"/>
+                  </pic:spPr>
+                </pic:pic>
+              </a:graphicData>
+            </a:graphic>
+          </wp:inline>
+        </w:drawing>
+      </w:r>
+    </w:p>
+    <w:p>
+      <w:pPr>
+        <w:spacing w:before="0" w:after="160"/>
+        <w:jc w:val="center"/>
+      </w:pPr>
+      <w:r>
+        <w:rPr>
+          <w:rFonts w:ascii="Calibri" w:hAnsi="Calibri"/>
+          <w:b/>
+          <w:color w:val="45565E"/>
+          <w:sz w:val="17"/>
+        </w:rPr>
+        <w:t>Figura 3. Informe del producto.</w:t>
+      </w:r>
+    </w:p>
     <w:tbl>
       <w:tblPr>
         <w:tblW w:type="auto" w:w="0"/>
@@ -3575,32 +3743,185 @@
     </w:p>
     <w:p>
       <w:pPr>
-        <w:spacing w:before="40" w:after="40" w:line="276" w:lineRule="auto"/>
+        <w:keepNext/>
+        <w:spacing w:before="120" w:after="20"/>
+        <w:jc w:val="center"/>
+      </w:pPr>
+      <w:r>
+        <w:drawing>
+          <wp:inline xmlns:a="http://schemas.openxmlformats.org/drawingml/2006/main" xmlns:pic="http://schemas.openxmlformats.org/drawingml/2006/picture">
+            <wp:extent cx="5580000" cy="4311818"/>
+            <wp:docPr id="4" name="Picture 4"/>
+            <wp:cNvGraphicFramePr>
+              <a:graphicFrameLocks noChangeAspect="1"/>
+            </wp:cNvGraphicFramePr>
+            <a:graphic>
+              <a:graphicData uri="http://schemas.openxmlformats.org/drawingml/2006/picture">
+                <pic:pic>
+                  <pic:nvPicPr>
+                    <pic:cNvPr id="0" name="NMX-14_09_DATOS_01.png"/>
+                    <pic:cNvPicPr/>
+                  </pic:nvPicPr>
+                  <pic:blipFill>
+                    <a:blip r:embed="rId13"/>
+                    <a:stretch>
+                      <a:fillRect/>
+                    </a:stretch>
+                  </pic:blipFill>
+                  <pic:spPr>
+                    <a:xfrm>
+                      <a:off x="0" y="0"/>
+                      <a:ext cx="5580000" cy="4311818"/>
+                    </a:xfrm>
+                    <a:prstGeom prst="rect"/>
+                  </pic:spPr>
+                </pic:pic>
+              </a:graphicData>
+            </a:graphic>
+          </wp:inline>
+        </w:drawing>
+      </w:r>
+    </w:p>
+    <w:p>
+      <w:pPr>
+        <w:spacing w:before="0" w:after="160"/>
+        <w:jc w:val="center"/>
       </w:pPr>
       <w:r>
         <w:rPr>
           <w:rFonts w:ascii="Calibri" w:hAnsi="Calibri"/>
           <w:b/>
-          <w:i w:val="0"/>
-          <w:color w:val="C08A2B"/>
-          <w:sz w:val="20"/>
+          <w:color w:val="45565E"/>
+          <w:sz w:val="17"/>
         </w:rPr>
-        <w:t>CAPTURA_NO_GENERADA_POR_LIMITACIÓN_DEL_ENTORNO.</w:t>
+        <w:t>Figura 4. Pantalla de ingreso de datos.</w:t>
       </w:r>
     </w:p>
     <w:p>
       <w:pPr>
-        <w:spacing w:before="40" w:after="80" w:line="276" w:lineRule="auto"/>
+        <w:keepNext/>
+        <w:spacing w:before="120" w:after="20"/>
+        <w:jc w:val="center"/>
+      </w:pPr>
+      <w:r>
+        <w:drawing>
+          <wp:inline xmlns:a="http://schemas.openxmlformats.org/drawingml/2006/main" xmlns:pic="http://schemas.openxmlformats.org/drawingml/2006/picture">
+            <wp:extent cx="5580000" cy="4311818"/>
+            <wp:docPr id="5" name="Picture 5"/>
+            <wp:cNvGraphicFramePr>
+              <a:graphicFrameLocks noChangeAspect="1"/>
+            </wp:cNvGraphicFramePr>
+            <a:graphic>
+              <a:graphicData uri="http://schemas.openxmlformats.org/drawingml/2006/picture">
+                <pic:pic>
+                  <pic:nvPicPr>
+                    <pic:cNvPr id="0" name="NMX-14_08_FUENTES.png"/>
+                    <pic:cNvPicPr/>
+                  </pic:nvPicPr>
+                  <pic:blipFill>
+                    <a:blip r:embed="rId14"/>
+                    <a:stretch>
+                      <a:fillRect/>
+                    </a:stretch>
+                  </pic:blipFill>
+                  <pic:spPr>
+                    <a:xfrm>
+                      <a:off x="0" y="0"/>
+                      <a:ext cx="5580000" cy="4311818"/>
+                    </a:xfrm>
+                    <a:prstGeom prst="rect"/>
+                  </pic:spPr>
+                </pic:pic>
+              </a:graphicData>
+            </a:graphic>
+          </wp:inline>
+        </w:drawing>
+      </w:r>
+    </w:p>
+    <w:p>
+      <w:pPr>
+        <w:spacing w:before="0" w:after="160"/>
+        <w:jc w:val="center"/>
       </w:pPr>
       <w:r>
         <w:rPr>
           <w:rFonts w:ascii="Calibri" w:hAnsi="Calibri"/>
-          <w:b w:val="0"/>
-          <w:i w:val="0"/>
+          <w:b/>
           <w:color w:val="45565E"/>
-          <w:sz w:val="19"/>
+          <w:sz w:val="17"/>
         </w:rPr>
-        <w:t>El entorno de generación de este portafolio no renderiza de forma fiel el archivo XLSX original, por lo que no se incluyen capturas simuladas. Las hojas reales del libro pueden abrirse en Microsoft Excel según la compatibilidad indicada.</w:t>
+        <w:t>Figura 5. Fuentes y trazabilidad.</w:t>
+      </w:r>
+    </w:p>
+    <w:p>
+      <w:pPr>
+        <w:keepNext/>
+        <w:spacing w:before="120" w:after="20"/>
+        <w:jc w:val="center"/>
+      </w:pPr>
+      <w:r>
+        <w:drawing>
+          <wp:inline xmlns:a="http://schemas.openxmlformats.org/drawingml/2006/main" xmlns:pic="http://schemas.openxmlformats.org/drawingml/2006/picture">
+            <wp:extent cx="5580000" cy="4311818"/>
+            <wp:docPr id="6" name="Picture 6"/>
+            <wp:cNvGraphicFramePr>
+              <a:graphicFrameLocks noChangeAspect="1"/>
+            </wp:cNvGraphicFramePr>
+            <a:graphic>
+              <a:graphicData uri="http://schemas.openxmlformats.org/drawingml/2006/picture">
+                <pic:pic>
+                  <pic:nvPicPr>
+                    <pic:cNvPr id="0" name="NMX-14_01_INICIO_02.png"/>
+                    <pic:cNvPicPr/>
+                  </pic:nvPicPr>
+                  <pic:blipFill>
+                    <a:blip r:embed="rId15"/>
+                    <a:stretch>
+                      <a:fillRect/>
+                    </a:stretch>
+                  </pic:blipFill>
+                  <pic:spPr>
+                    <a:xfrm>
+                      <a:off x="0" y="0"/>
+                      <a:ext cx="5580000" cy="4311818"/>
+                    </a:xfrm>
+                    <a:prstGeom prst="rect"/>
+                  </pic:spPr>
+                </pic:pic>
+              </a:graphicData>
+            </a:graphic>
+          </wp:inline>
+        </w:drawing>
+      </w:r>
+    </w:p>
+    <w:p>
+      <w:pPr>
+        <w:spacing w:before="0" w:after="160"/>
+        <w:jc w:val="center"/>
+      </w:pPr>
+      <w:r>
+        <w:rPr>
+          <w:rFonts w:ascii="Calibri" w:hAnsi="Calibri"/>
+          <w:b/>
+          <w:color w:val="45565E"/>
+          <w:sz w:val="17"/>
+        </w:rPr>
+        <w:t>Figura 6. Vista inicial (hoja INICIO).</w:t>
+      </w:r>
+    </w:p>
+    <w:p>
+      <w:pPr>
+        <w:spacing w:after="120"/>
+        <w:jc w:val="center"/>
+      </w:pPr>
+      <w:r>
+        <w:rPr>
+          <w:rFonts w:ascii="Calibri" w:hAnsi="Calibri"/>
+          <w:i/>
+          <w:color w:val="45565E"/>
+          <w:sz w:val="15"/>
+        </w:rPr>
+        <w:t>Captura real del archivo Excel NUTRIMETRÍA correspondiente al producto.</w:t>
       </w:r>
     </w:p>
     <w:tbl>
